--- a/Fase 1/Evidencias Individuales/Julio_Mena_1.3_APT122_AutoevaluacionFase1.docx
+++ b/Fase 1/Evidencias Individuales/Julio_Mena_1.3_APT122_AutoevaluacionFase1.docx
@@ -26,7 +26,7 @@
               <w:noProof/>
             </w:rPr>
             <w:drawing>
-              <wp:inline distT="0" distB="0" distL="0" distR="0" wp14:anchorId="38189BB4" wp14:editId="12F3E19C">
+              <wp:inline distT="0" distB="0" distL="0" distR="0" wp14:anchorId="38189BB4" wp14:editId="0E81567B">
                 <wp:extent cx="4063462" cy="998220"/>
                 <wp:effectExtent l="0" t="0" r="0" b="0"/>
                 <wp:docPr id="2051792175" name="Imagen 1"/>
@@ -804,40 +804,7 @@
                                         <w:sz w:val="64"/>
                                         <w:szCs w:val="64"/>
                                       </w:rPr>
-                                      <w:t>i</w:t>
-                                    </w:r>
-                                    <w:r>
-                                      <w:rPr>
-                                        <w:rFonts w:ascii="Arial" w:hAnsi="Arial" w:cs="Arial"/>
-                                        <w:b/>
-                                        <w:bCs/>
-                                        <w:caps/>
-                                        <w:sz w:val="64"/>
-                                        <w:szCs w:val="64"/>
-                                      </w:rPr>
-                                      <w:t>nforme</w:t>
-                                    </w:r>
-                                    <w:r>
-                                      <w:rPr>
-                                        <w:rFonts w:ascii="Arial" w:hAnsi="Arial" w:cs="Arial"/>
-                                        <w:b/>
-                                        <w:bCs/>
-                                        <w:caps/>
-                                        <w:sz w:val="64"/>
-                                        <w:szCs w:val="64"/>
-                                      </w:rPr>
-                                      <w:t>:</w:t>
-                                    </w:r>
-                                    <w:r>
-                                      <w:rPr>
-                                        <w:rFonts w:ascii="Arial" w:hAnsi="Arial" w:cs="Arial"/>
-                                        <w:b/>
-                                        <w:bCs/>
-                                        <w:caps/>
-                                        <w:sz w:val="64"/>
-                                        <w:szCs w:val="64"/>
-                                      </w:rPr>
-                                      <w:t xml:space="preserve"> </w:t>
+                                      <w:t xml:space="preserve">informe: </w:t>
                                     </w:r>
                                     <w:r>
                                       <w:rPr>
@@ -849,17 +816,7 @@
                                         <w:szCs w:val="64"/>
                                       </w:rPr>
                                       <w:br/>
-                                    </w:r>
-                                    <w:r>
-                                      <w:rPr>
-                                        <w:rFonts w:ascii="Arial" w:hAnsi="Arial" w:cs="Arial"/>
-                                        <w:b/>
-                                        <w:bCs/>
-                                        <w:caps/>
-                                        <w:sz w:val="64"/>
-                                        <w:szCs w:val="64"/>
-                                      </w:rPr>
-                                      <w:t xml:space="preserve">de Autoevaluación – Definición Proyecto APT </w:t>
+                                      <w:t>de Autoevaluación – Definición Proyecto APT</w:t>
                                     </w:r>
                                   </w:sdtContent>
                                 </w:sdt>
@@ -971,40 +928,7 @@
                                   <w:sz w:val="64"/>
                                   <w:szCs w:val="64"/>
                                 </w:rPr>
-                                <w:t>i</w:t>
-                              </w:r>
-                              <w:r>
-                                <w:rPr>
-                                  <w:rFonts w:ascii="Arial" w:hAnsi="Arial" w:cs="Arial"/>
-                                  <w:b/>
-                                  <w:bCs/>
-                                  <w:caps/>
-                                  <w:sz w:val="64"/>
-                                  <w:szCs w:val="64"/>
-                                </w:rPr>
-                                <w:t>nforme</w:t>
-                              </w:r>
-                              <w:r>
-                                <w:rPr>
-                                  <w:rFonts w:ascii="Arial" w:hAnsi="Arial" w:cs="Arial"/>
-                                  <w:b/>
-                                  <w:bCs/>
-                                  <w:caps/>
-                                  <w:sz w:val="64"/>
-                                  <w:szCs w:val="64"/>
-                                </w:rPr>
-                                <w:t>:</w:t>
-                              </w:r>
-                              <w:r>
-                                <w:rPr>
-                                  <w:rFonts w:ascii="Arial" w:hAnsi="Arial" w:cs="Arial"/>
-                                  <w:b/>
-                                  <w:bCs/>
-                                  <w:caps/>
-                                  <w:sz w:val="64"/>
-                                  <w:szCs w:val="64"/>
-                                </w:rPr>
-                                <w:t xml:space="preserve"> </w:t>
+                                <w:t xml:space="preserve">informe: </w:t>
                               </w:r>
                               <w:r>
                                 <w:rPr>
@@ -1016,17 +940,7 @@
                                   <w:szCs w:val="64"/>
                                 </w:rPr>
                                 <w:br/>
-                              </w:r>
-                              <w:r>
-                                <w:rPr>
-                                  <w:rFonts w:ascii="Arial" w:hAnsi="Arial" w:cs="Arial"/>
-                                  <w:b/>
-                                  <w:bCs/>
-                                  <w:caps/>
-                                  <w:sz w:val="64"/>
-                                  <w:szCs w:val="64"/>
-                                </w:rPr>
-                                <w:t xml:space="preserve">de Autoevaluación – Definición Proyecto APT </w:t>
+                                <w:t>de Autoevaluación – Definición Proyecto APT</w:t>
                               </w:r>
                             </w:sdtContent>
                           </w:sdt>
@@ -1177,8 +1091,13 @@
     <w:sdt>
       <w:sdtPr>
         <w:rPr>
-          <w:rFonts w:ascii="Arial" w:hAnsi="Arial" w:cs="Arial"/>
-          <w:lang w:val="es-MX"/>
+          <w:rFonts w:ascii="Arial" w:eastAsiaTheme="minorHAnsi" w:hAnsi="Arial" w:cs="Arial"/>
+          <w:color w:val="auto"/>
+          <w:kern w:val="2"/>
+          <w:sz w:val="22"/>
+          <w:szCs w:val="22"/>
+          <w:lang w:val="es-MX" w:eastAsia="en-US"/>
+          <w14:ligatures w14:val="standardContextual"/>
         </w:rPr>
         <w:id w:val="-853884655"/>
         <w:docPartObj>
@@ -1188,15 +1107,8 @@
       </w:sdtPr>
       <w:sdtEndPr>
         <w:rPr>
-          <w:rFonts w:eastAsiaTheme="minorHAnsi"/>
           <w:b/>
           <w:bCs/>
-          <w:color w:val="auto"/>
-          <w:kern w:val="2"/>
-          <w:sz w:val="22"/>
-          <w:szCs w:val="22"/>
-          <w:lang w:eastAsia="en-US"/>
-          <w14:ligatures w14:val="standardContextual"/>
         </w:rPr>
       </w:sdtEndPr>
       <w:sdtContent>
@@ -1218,88 +1130,64 @@
         <w:p>
           <w:pPr>
             <w:pStyle w:val="TDC1"/>
-            <w:tabs>
-              <w:tab w:val="right" w:leader="dot" w:pos="8828"/>
-            </w:tabs>
             <w:rPr>
               <w:rFonts w:eastAsiaTheme="minorEastAsia"/>
-              <w:noProof/>
-              <w:sz w:val="24"/>
-              <w:szCs w:val="24"/>
               <w:lang w:eastAsia="es-CL"/>
             </w:rPr>
           </w:pPr>
           <w:r>
-            <w:rPr>
-              <w:rFonts w:ascii="Arial" w:hAnsi="Arial" w:cs="Arial"/>
-            </w:rPr>
             <w:fldChar w:fldCharType="begin"/>
           </w:r>
           <w:r>
-            <w:rPr>
-              <w:rFonts w:ascii="Arial" w:hAnsi="Arial" w:cs="Arial"/>
-            </w:rPr>
             <w:instrText xml:space="preserve"> TOC \o "1-3" \h \z \u </w:instrText>
           </w:r>
           <w:r>
-            <w:rPr>
-              <w:rFonts w:ascii="Arial" w:hAnsi="Arial" w:cs="Arial"/>
-            </w:rPr>
             <w:fldChar w:fldCharType="separate"/>
           </w:r>
           <w:hyperlink w:anchor="_Toc238681237" w:history="1">
             <w:r>
               <w:rPr>
                 <w:rStyle w:val="Hipervnculo"/>
-                <w:rFonts w:ascii="Arial" w:hAnsi="Arial" w:cs="Arial"/>
-                <w:noProof/>
               </w:rPr>
               <w:t>Abstract (Español)</w:t>
             </w:r>
             <w:r>
               <w:rPr>
-                <w:noProof/>
                 <w:webHidden/>
               </w:rPr>
               <w:tab/>
             </w:r>
             <w:r>
               <w:rPr>
-                <w:noProof/>
                 <w:webHidden/>
               </w:rPr>
               <w:fldChar w:fldCharType="begin"/>
             </w:r>
             <w:r>
               <w:rPr>
-                <w:noProof/>
                 <w:webHidden/>
               </w:rPr>
               <w:instrText xml:space="preserve"> PAGEREF _Toc238681237 \h </w:instrText>
             </w:r>
             <w:r>
               <w:rPr>
-                <w:noProof/>
                 <w:webHidden/>
               </w:rPr>
             </w:r>
             <w:r>
               <w:rPr>
-                <w:noProof/>
                 <w:webHidden/>
               </w:rPr>
               <w:fldChar w:fldCharType="separate"/>
             </w:r>
             <w:r>
               <w:rPr>
-                <w:noProof/>
                 <w:webHidden/>
               </w:rPr>
               <w:t>2</w:t>
             </w:r>
             <w:r>
               <w:rPr>
-                <w:noProof/>
                 <w:webHidden/>
               </w:rPr>
               <w:fldChar w:fldCharType="end"/>
@@ -1309,14 +1197,8 @@
         <w:p>
           <w:pPr>
             <w:pStyle w:val="TDC1"/>
-            <w:tabs>
-              <w:tab w:val="right" w:leader="dot" w:pos="8828"/>
-            </w:tabs>
             <w:rPr>
               <w:rFonts w:eastAsiaTheme="minorEastAsia"/>
-              <w:noProof/>
-              <w:sz w:val="24"/>
-              <w:szCs w:val="24"/>
               <w:lang w:eastAsia="es-CL"/>
             </w:rPr>
           </w:pPr>
@@ -1324,72 +1206,47 @@
             <w:r>
               <w:rPr>
                 <w:rStyle w:val="Hipervnculo"/>
-                <w:rFonts w:ascii="Arial" w:hAnsi="Arial" w:cs="Arial"/>
-                <w:noProof/>
-                <w:sz w:val="24"/>
-                <w:szCs w:val="24"/>
               </w:rPr>
               <w:t>Abstract (English)</w:t>
             </w:r>
             <w:r>
               <w:rPr>
-                <w:noProof/>
                 <w:webHidden/>
-                <w:sz w:val="24"/>
-                <w:szCs w:val="24"/>
               </w:rPr>
               <w:tab/>
             </w:r>
             <w:r>
               <w:rPr>
-                <w:noProof/>
                 <w:webHidden/>
-                <w:sz w:val="24"/>
-                <w:szCs w:val="24"/>
               </w:rPr>
               <w:fldChar w:fldCharType="begin"/>
             </w:r>
             <w:r>
               <w:rPr>
-                <w:noProof/>
                 <w:webHidden/>
-                <w:sz w:val="24"/>
-                <w:szCs w:val="24"/>
               </w:rPr>
               <w:instrText xml:space="preserve"> PAGEREF _Toc238681238 \h </w:instrText>
             </w:r>
             <w:r>
               <w:rPr>
-                <w:noProof/>
                 <w:webHidden/>
-                <w:sz w:val="24"/>
-                <w:szCs w:val="24"/>
               </w:rPr>
             </w:r>
             <w:r>
               <w:rPr>
-                <w:noProof/>
                 <w:webHidden/>
-                <w:sz w:val="24"/>
-                <w:szCs w:val="24"/>
               </w:rPr>
               <w:fldChar w:fldCharType="separate"/>
             </w:r>
             <w:r>
               <w:rPr>
-                <w:noProof/>
                 <w:webHidden/>
-                <w:sz w:val="24"/>
-                <w:szCs w:val="24"/>
               </w:rPr>
               <w:t>2</w:t>
             </w:r>
             <w:r>
               <w:rPr>
-                <w:noProof/>
                 <w:webHidden/>
-                <w:sz w:val="24"/>
-                <w:szCs w:val="24"/>
               </w:rPr>
               <w:fldChar w:fldCharType="end"/>
             </w:r>
@@ -1398,14 +1255,8 @@
         <w:p>
           <w:pPr>
             <w:pStyle w:val="TDC1"/>
-            <w:tabs>
-              <w:tab w:val="right" w:leader="dot" w:pos="8828"/>
-            </w:tabs>
             <w:rPr>
               <w:rFonts w:eastAsiaTheme="minorEastAsia"/>
-              <w:noProof/>
-              <w:sz w:val="24"/>
-              <w:szCs w:val="24"/>
               <w:lang w:eastAsia="es-CL"/>
             </w:rPr>
           </w:pPr>
@@ -1413,72 +1264,47 @@
             <w:r>
               <w:rPr>
                 <w:rStyle w:val="Hipervnculo"/>
-                <w:rFonts w:ascii="Arial" w:hAnsi="Arial" w:cs="Arial"/>
-                <w:noProof/>
-                <w:sz w:val="24"/>
-                <w:szCs w:val="24"/>
               </w:rPr>
               <w:t>Descripción del Proyecto APT</w:t>
             </w:r>
             <w:r>
               <w:rPr>
-                <w:noProof/>
                 <w:webHidden/>
-                <w:sz w:val="24"/>
-                <w:szCs w:val="24"/>
               </w:rPr>
               <w:tab/>
             </w:r>
             <w:r>
               <w:rPr>
-                <w:noProof/>
                 <w:webHidden/>
-                <w:sz w:val="24"/>
-                <w:szCs w:val="24"/>
               </w:rPr>
               <w:fldChar w:fldCharType="begin"/>
             </w:r>
             <w:r>
               <w:rPr>
-                <w:noProof/>
                 <w:webHidden/>
-                <w:sz w:val="24"/>
-                <w:szCs w:val="24"/>
               </w:rPr>
               <w:instrText xml:space="preserve"> PAGEREF _Toc238681239 \h </w:instrText>
             </w:r>
             <w:r>
               <w:rPr>
-                <w:noProof/>
                 <w:webHidden/>
-                <w:sz w:val="24"/>
-                <w:szCs w:val="24"/>
               </w:rPr>
             </w:r>
             <w:r>
               <w:rPr>
-                <w:noProof/>
                 <w:webHidden/>
-                <w:sz w:val="24"/>
-                <w:szCs w:val="24"/>
               </w:rPr>
               <w:fldChar w:fldCharType="separate"/>
             </w:r>
             <w:r>
               <w:rPr>
-                <w:noProof/>
                 <w:webHidden/>
-                <w:sz w:val="24"/>
-                <w:szCs w:val="24"/>
               </w:rPr>
               <w:t>2</w:t>
             </w:r>
             <w:r>
               <w:rPr>
-                <w:noProof/>
                 <w:webHidden/>
-                <w:sz w:val="24"/>
-                <w:szCs w:val="24"/>
               </w:rPr>
               <w:fldChar w:fldCharType="end"/>
             </w:r>
@@ -1487,14 +1313,8 @@
         <w:p>
           <w:pPr>
             <w:pStyle w:val="TDC1"/>
-            <w:tabs>
-              <w:tab w:val="right" w:leader="dot" w:pos="8828"/>
-            </w:tabs>
             <w:rPr>
               <w:rFonts w:eastAsiaTheme="minorEastAsia"/>
-              <w:noProof/>
-              <w:sz w:val="24"/>
-              <w:szCs w:val="24"/>
               <w:lang w:eastAsia="es-CL"/>
             </w:rPr>
           </w:pPr>
@@ -1502,72 +1322,47 @@
             <w:r>
               <w:rPr>
                 <w:rStyle w:val="Hipervnculo"/>
-                <w:rFonts w:ascii="Arial" w:hAnsi="Arial" w:cs="Arial"/>
-                <w:noProof/>
-                <w:sz w:val="24"/>
-                <w:szCs w:val="24"/>
               </w:rPr>
               <w:t>Relación del proyecto APT con las competencias del perfil de egreso.</w:t>
             </w:r>
             <w:r>
               <w:rPr>
-                <w:noProof/>
                 <w:webHidden/>
-                <w:sz w:val="24"/>
-                <w:szCs w:val="24"/>
               </w:rPr>
               <w:tab/>
             </w:r>
             <w:r>
               <w:rPr>
-                <w:noProof/>
                 <w:webHidden/>
-                <w:sz w:val="24"/>
-                <w:szCs w:val="24"/>
               </w:rPr>
               <w:fldChar w:fldCharType="begin"/>
             </w:r>
             <w:r>
               <w:rPr>
-                <w:noProof/>
                 <w:webHidden/>
-                <w:sz w:val="24"/>
-                <w:szCs w:val="24"/>
               </w:rPr>
               <w:instrText xml:space="preserve"> PAGEREF _Toc238681240 \h </w:instrText>
             </w:r>
             <w:r>
               <w:rPr>
-                <w:noProof/>
                 <w:webHidden/>
-                <w:sz w:val="24"/>
-                <w:szCs w:val="24"/>
               </w:rPr>
             </w:r>
             <w:r>
               <w:rPr>
-                <w:noProof/>
                 <w:webHidden/>
-                <w:sz w:val="24"/>
-                <w:szCs w:val="24"/>
               </w:rPr>
               <w:fldChar w:fldCharType="separate"/>
             </w:r>
             <w:r>
               <w:rPr>
-                <w:noProof/>
                 <w:webHidden/>
-                <w:sz w:val="24"/>
-                <w:szCs w:val="24"/>
               </w:rPr>
               <w:t>3</w:t>
             </w:r>
             <w:r>
               <w:rPr>
-                <w:noProof/>
                 <w:webHidden/>
-                <w:sz w:val="24"/>
-                <w:szCs w:val="24"/>
               </w:rPr>
               <w:fldChar w:fldCharType="end"/>
             </w:r>
@@ -1576,14 +1371,8 @@
         <w:p>
           <w:pPr>
             <w:pStyle w:val="TDC1"/>
-            <w:tabs>
-              <w:tab w:val="right" w:leader="dot" w:pos="8828"/>
-            </w:tabs>
             <w:rPr>
               <w:rFonts w:eastAsiaTheme="minorEastAsia"/>
-              <w:noProof/>
-              <w:sz w:val="24"/>
-              <w:szCs w:val="24"/>
               <w:lang w:eastAsia="es-CL"/>
             </w:rPr>
           </w:pPr>
@@ -1591,72 +1380,47 @@
             <w:r>
               <w:rPr>
                 <w:rStyle w:val="Hipervnculo"/>
-                <w:rFonts w:ascii="Arial" w:hAnsi="Arial" w:cs="Arial"/>
-                <w:noProof/>
-                <w:sz w:val="24"/>
-                <w:szCs w:val="24"/>
               </w:rPr>
               <w:t>Metodología de trabajo</w:t>
             </w:r>
             <w:r>
               <w:rPr>
-                <w:noProof/>
                 <w:webHidden/>
-                <w:sz w:val="24"/>
-                <w:szCs w:val="24"/>
               </w:rPr>
               <w:tab/>
             </w:r>
             <w:r>
               <w:rPr>
-                <w:noProof/>
                 <w:webHidden/>
-                <w:sz w:val="24"/>
-                <w:szCs w:val="24"/>
               </w:rPr>
               <w:fldChar w:fldCharType="begin"/>
             </w:r>
             <w:r>
               <w:rPr>
-                <w:noProof/>
                 <w:webHidden/>
-                <w:sz w:val="24"/>
-                <w:szCs w:val="24"/>
               </w:rPr>
               <w:instrText xml:space="preserve"> PAGEREF _Toc238681241 \h </w:instrText>
             </w:r>
             <w:r>
               <w:rPr>
-                <w:noProof/>
                 <w:webHidden/>
-                <w:sz w:val="24"/>
-                <w:szCs w:val="24"/>
               </w:rPr>
             </w:r>
             <w:r>
               <w:rPr>
-                <w:noProof/>
                 <w:webHidden/>
-                <w:sz w:val="24"/>
-                <w:szCs w:val="24"/>
               </w:rPr>
               <w:fldChar w:fldCharType="separate"/>
             </w:r>
             <w:r>
               <w:rPr>
-                <w:noProof/>
                 <w:webHidden/>
-                <w:sz w:val="24"/>
-                <w:szCs w:val="24"/>
               </w:rPr>
               <w:t>5</w:t>
             </w:r>
             <w:r>
               <w:rPr>
-                <w:noProof/>
                 <w:webHidden/>
-                <w:sz w:val="24"/>
-                <w:szCs w:val="24"/>
               </w:rPr>
               <w:fldChar w:fldCharType="end"/>
             </w:r>
@@ -1665,14 +1429,8 @@
         <w:p>
           <w:pPr>
             <w:pStyle w:val="TDC1"/>
-            <w:tabs>
-              <w:tab w:val="right" w:leader="dot" w:pos="8828"/>
-            </w:tabs>
             <w:rPr>
               <w:rFonts w:eastAsiaTheme="minorEastAsia"/>
-              <w:noProof/>
-              <w:sz w:val="24"/>
-              <w:szCs w:val="24"/>
               <w:lang w:eastAsia="es-CL"/>
             </w:rPr>
           </w:pPr>
@@ -1680,72 +1438,47 @@
             <w:r>
               <w:rPr>
                 <w:rStyle w:val="Hipervnculo"/>
-                <w:rFonts w:ascii="Arial" w:hAnsi="Arial" w:cs="Arial"/>
-                <w:noProof/>
-                <w:sz w:val="24"/>
-                <w:szCs w:val="24"/>
               </w:rPr>
               <w:t>Plan de Trabajo</w:t>
             </w:r>
             <w:r>
               <w:rPr>
-                <w:noProof/>
                 <w:webHidden/>
-                <w:sz w:val="24"/>
-                <w:szCs w:val="24"/>
               </w:rPr>
               <w:tab/>
             </w:r>
             <w:r>
               <w:rPr>
-                <w:noProof/>
                 <w:webHidden/>
-                <w:sz w:val="24"/>
-                <w:szCs w:val="24"/>
               </w:rPr>
               <w:fldChar w:fldCharType="begin"/>
             </w:r>
             <w:r>
               <w:rPr>
-                <w:noProof/>
                 <w:webHidden/>
-                <w:sz w:val="24"/>
-                <w:szCs w:val="24"/>
               </w:rPr>
               <w:instrText xml:space="preserve"> PAGEREF _Toc238681242 \h </w:instrText>
             </w:r>
             <w:r>
               <w:rPr>
-                <w:noProof/>
                 <w:webHidden/>
-                <w:sz w:val="24"/>
-                <w:szCs w:val="24"/>
               </w:rPr>
             </w:r>
             <w:r>
               <w:rPr>
-                <w:noProof/>
                 <w:webHidden/>
-                <w:sz w:val="24"/>
-                <w:szCs w:val="24"/>
               </w:rPr>
               <w:fldChar w:fldCharType="separate"/>
             </w:r>
             <w:r>
               <w:rPr>
-                <w:noProof/>
                 <w:webHidden/>
-                <w:sz w:val="24"/>
-                <w:szCs w:val="24"/>
               </w:rPr>
               <w:t>5</w:t>
             </w:r>
             <w:r>
               <w:rPr>
-                <w:noProof/>
                 <w:webHidden/>
-                <w:sz w:val="24"/>
-                <w:szCs w:val="24"/>
               </w:rPr>
               <w:fldChar w:fldCharType="end"/>
             </w:r>
@@ -1754,14 +1487,8 @@
         <w:p>
           <w:pPr>
             <w:pStyle w:val="TDC1"/>
-            <w:tabs>
-              <w:tab w:val="right" w:leader="dot" w:pos="8828"/>
-            </w:tabs>
             <w:rPr>
               <w:rFonts w:eastAsiaTheme="minorEastAsia"/>
-              <w:noProof/>
-              <w:sz w:val="24"/>
-              <w:szCs w:val="24"/>
               <w:lang w:eastAsia="es-CL"/>
             </w:rPr>
           </w:pPr>
@@ -1769,72 +1496,47 @@
             <w:r>
               <w:rPr>
                 <w:rStyle w:val="Hipervnculo"/>
-                <w:rFonts w:ascii="Arial" w:hAnsi="Arial" w:cs="Arial"/>
-                <w:noProof/>
-                <w:sz w:val="24"/>
-                <w:szCs w:val="24"/>
               </w:rPr>
               <w:t>Propuesta de Evidencias</w:t>
             </w:r>
             <w:r>
               <w:rPr>
-                <w:noProof/>
                 <w:webHidden/>
-                <w:sz w:val="24"/>
-                <w:szCs w:val="24"/>
               </w:rPr>
               <w:tab/>
             </w:r>
             <w:r>
               <w:rPr>
-                <w:noProof/>
                 <w:webHidden/>
-                <w:sz w:val="24"/>
-                <w:szCs w:val="24"/>
               </w:rPr>
               <w:fldChar w:fldCharType="begin"/>
             </w:r>
             <w:r>
               <w:rPr>
-                <w:noProof/>
                 <w:webHidden/>
-                <w:sz w:val="24"/>
-                <w:szCs w:val="24"/>
               </w:rPr>
               <w:instrText xml:space="preserve"> PAGEREF _Toc238681243 \h </w:instrText>
             </w:r>
             <w:r>
               <w:rPr>
-                <w:noProof/>
                 <w:webHidden/>
-                <w:sz w:val="24"/>
-                <w:szCs w:val="24"/>
               </w:rPr>
             </w:r>
             <w:r>
               <w:rPr>
-                <w:noProof/>
                 <w:webHidden/>
-                <w:sz w:val="24"/>
-                <w:szCs w:val="24"/>
               </w:rPr>
               <w:fldChar w:fldCharType="separate"/>
             </w:r>
             <w:r>
               <w:rPr>
-                <w:noProof/>
                 <w:webHidden/>
-                <w:sz w:val="24"/>
-                <w:szCs w:val="24"/>
               </w:rPr>
               <w:t>5</w:t>
             </w:r>
             <w:r>
               <w:rPr>
-                <w:noProof/>
                 <w:webHidden/>
-                <w:sz w:val="24"/>
-                <w:szCs w:val="24"/>
               </w:rPr>
               <w:fldChar w:fldCharType="end"/>
             </w:r>
@@ -1843,14 +1545,8 @@
         <w:p>
           <w:pPr>
             <w:pStyle w:val="TDC1"/>
-            <w:tabs>
-              <w:tab w:val="right" w:leader="dot" w:pos="8828"/>
-            </w:tabs>
             <w:rPr>
               <w:rFonts w:eastAsiaTheme="minorEastAsia"/>
-              <w:noProof/>
-              <w:sz w:val="24"/>
-              <w:szCs w:val="24"/>
               <w:lang w:eastAsia="es-CL"/>
             </w:rPr>
           </w:pPr>
@@ -1858,72 +1554,47 @@
             <w:r>
               <w:rPr>
                 <w:rStyle w:val="Hipervnculo"/>
-                <w:rFonts w:ascii="Arial" w:hAnsi="Arial" w:cs="Arial"/>
-                <w:noProof/>
-                <w:sz w:val="24"/>
-                <w:szCs w:val="24"/>
               </w:rPr>
               <w:t>Conclusions (English)</w:t>
             </w:r>
             <w:r>
               <w:rPr>
-                <w:noProof/>
                 <w:webHidden/>
-                <w:sz w:val="24"/>
-                <w:szCs w:val="24"/>
               </w:rPr>
               <w:tab/>
             </w:r>
             <w:r>
               <w:rPr>
-                <w:noProof/>
                 <w:webHidden/>
-                <w:sz w:val="24"/>
-                <w:szCs w:val="24"/>
               </w:rPr>
               <w:fldChar w:fldCharType="begin"/>
             </w:r>
             <w:r>
               <w:rPr>
-                <w:noProof/>
                 <w:webHidden/>
-                <w:sz w:val="24"/>
-                <w:szCs w:val="24"/>
               </w:rPr>
               <w:instrText xml:space="preserve"> PAGEREF _Toc238681244 \h </w:instrText>
             </w:r>
             <w:r>
               <w:rPr>
-                <w:noProof/>
                 <w:webHidden/>
-                <w:sz w:val="24"/>
-                <w:szCs w:val="24"/>
               </w:rPr>
             </w:r>
             <w:r>
               <w:rPr>
-                <w:noProof/>
                 <w:webHidden/>
-                <w:sz w:val="24"/>
-                <w:szCs w:val="24"/>
               </w:rPr>
               <w:fldChar w:fldCharType="separate"/>
             </w:r>
             <w:r>
               <w:rPr>
-                <w:noProof/>
                 <w:webHidden/>
-                <w:sz w:val="24"/>
-                <w:szCs w:val="24"/>
               </w:rPr>
               <w:t>6</w:t>
             </w:r>
             <w:r>
               <w:rPr>
-                <w:noProof/>
                 <w:webHidden/>
-                <w:sz w:val="24"/>
-                <w:szCs w:val="24"/>
               </w:rPr>
               <w:fldChar w:fldCharType="end"/>
             </w:r>
@@ -1932,14 +1603,8 @@
         <w:p>
           <w:pPr>
             <w:pStyle w:val="TDC1"/>
-            <w:tabs>
-              <w:tab w:val="right" w:leader="dot" w:pos="8828"/>
-            </w:tabs>
             <w:rPr>
               <w:rFonts w:eastAsiaTheme="minorEastAsia"/>
-              <w:noProof/>
-              <w:sz w:val="24"/>
-              <w:szCs w:val="24"/>
               <w:lang w:eastAsia="es-CL"/>
             </w:rPr>
           </w:pPr>
@@ -1947,72 +1612,47 @@
             <w:r>
               <w:rPr>
                 <w:rStyle w:val="Hipervnculo"/>
-                <w:rFonts w:ascii="Arial" w:hAnsi="Arial" w:cs="Arial"/>
-                <w:noProof/>
-                <w:sz w:val="24"/>
-                <w:szCs w:val="24"/>
               </w:rPr>
               <w:t>Reflection (English)</w:t>
             </w:r>
             <w:r>
               <w:rPr>
-                <w:noProof/>
                 <w:webHidden/>
-                <w:sz w:val="24"/>
-                <w:szCs w:val="24"/>
               </w:rPr>
               <w:tab/>
             </w:r>
             <w:r>
               <w:rPr>
-                <w:noProof/>
                 <w:webHidden/>
-                <w:sz w:val="24"/>
-                <w:szCs w:val="24"/>
               </w:rPr>
               <w:fldChar w:fldCharType="begin"/>
             </w:r>
             <w:r>
               <w:rPr>
-                <w:noProof/>
                 <w:webHidden/>
-                <w:sz w:val="24"/>
-                <w:szCs w:val="24"/>
               </w:rPr>
               <w:instrText xml:space="preserve"> PAGEREF _Toc238681245 \h </w:instrText>
             </w:r>
             <w:r>
               <w:rPr>
-                <w:noProof/>
                 <w:webHidden/>
-                <w:sz w:val="24"/>
-                <w:szCs w:val="24"/>
               </w:rPr>
             </w:r>
             <w:r>
               <w:rPr>
-                <w:noProof/>
                 <w:webHidden/>
-                <w:sz w:val="24"/>
-                <w:szCs w:val="24"/>
               </w:rPr>
               <w:fldChar w:fldCharType="separate"/>
             </w:r>
             <w:r>
               <w:rPr>
-                <w:noProof/>
                 <w:webHidden/>
-                <w:sz w:val="24"/>
-                <w:szCs w:val="24"/>
               </w:rPr>
               <w:t>6</w:t>
             </w:r>
             <w:r>
               <w:rPr>
-                <w:noProof/>
                 <w:webHidden/>
-                <w:sz w:val="24"/>
-                <w:szCs w:val="24"/>
               </w:rPr>
               <w:fldChar w:fldCharType="end"/>
             </w:r>
@@ -2094,25 +1734,205 @@
           <w:sz w:val="24"/>
           <w:szCs w:val="24"/>
         </w:rPr>
-        <w:t xml:space="preserve">El proyecto MARCOM consiste en el desarrollo de una plataforma web distribuida para la gestión tecnológica de inventario, órdenes de trabajo, ventas y facturación electrónica. Su relevancia radica en asegurar la trazabilidad de equipos, la integración con pasarelas de pago y sistemas tributarios, y la generación de indicadores en tiempo real. Este proyecto se vincula directamente con mis intereses profesionales en </w:t>
-      </w:r>
-      <w:proofErr w:type="spellStart"/>
-      <w:r>
-        <w:rPr>
-          <w:rFonts w:ascii="Arial" w:hAnsi="Arial" w:cs="Arial"/>
-          <w:sz w:val="24"/>
-          <w:szCs w:val="24"/>
-        </w:rPr>
-        <w:t>backend</w:t>
-      </w:r>
-      <w:proofErr w:type="spellEnd"/>
-      <w:r>
-        <w:rPr>
-          <w:rFonts w:ascii="Arial" w:hAnsi="Arial" w:cs="Arial"/>
-          <w:sz w:val="24"/>
-          <w:szCs w:val="24"/>
-        </w:rPr>
-        <w:t>, gestión de datos y seguridad informática, además de integrar competencias clave de mi perfil de egreso.</w:t>
+        <w:t xml:space="preserve">El proyecto MARCOM se alinea plenamente con mis intereses profesionales en el desarrollo de aplicaciones web avanzadas, arquitectura </w:t>
+      </w:r>
+      <w:proofErr w:type="gramStart"/>
+      <w:r>
+        <w:rPr>
+          <w:rFonts w:ascii="Arial" w:hAnsi="Arial" w:cs="Arial"/>
+          <w:sz w:val="24"/>
+          <w:szCs w:val="24"/>
+        </w:rPr>
+        <w:t>Single</w:t>
+      </w:r>
+      <w:proofErr w:type="gramEnd"/>
+      <w:r>
+        <w:rPr>
+          <w:rFonts w:ascii="Arial" w:hAnsi="Arial" w:cs="Arial"/>
+          <w:sz w:val="24"/>
+          <w:szCs w:val="24"/>
+        </w:rPr>
+        <w:t xml:space="preserve"> Page </w:t>
+      </w:r>
+      <w:proofErr w:type="spellStart"/>
+      <w:r>
+        <w:rPr>
+          <w:rFonts w:ascii="Arial" w:hAnsi="Arial" w:cs="Arial"/>
+          <w:sz w:val="24"/>
+          <w:szCs w:val="24"/>
+        </w:rPr>
+        <w:t>Application</w:t>
+      </w:r>
+      <w:proofErr w:type="spellEnd"/>
+      <w:r>
+        <w:rPr>
+          <w:rFonts w:ascii="Arial" w:hAnsi="Arial" w:cs="Arial"/>
+          <w:sz w:val="24"/>
+          <w:szCs w:val="24"/>
+        </w:rPr>
+        <w:t xml:space="preserve"> (SPA) y aseguramiento de la calidad del software (QA). Dentro del equipo asumo el rol de Desarrollador Front-</w:t>
+      </w:r>
+      <w:proofErr w:type="spellStart"/>
+      <w:r>
+        <w:rPr>
+          <w:rFonts w:ascii="Arial" w:hAnsi="Arial" w:cs="Arial"/>
+          <w:sz w:val="24"/>
+          <w:szCs w:val="24"/>
+        </w:rPr>
+        <w:t>end</w:t>
+      </w:r>
+      <w:proofErr w:type="spellEnd"/>
+      <w:r>
+        <w:rPr>
+          <w:rFonts w:ascii="Arial" w:hAnsi="Arial" w:cs="Arial"/>
+          <w:sz w:val="24"/>
+          <w:szCs w:val="24"/>
+        </w:rPr>
+        <w:t xml:space="preserve"> y QA, encargándome del diseño e implementación de la interfaz de usuario en </w:t>
+      </w:r>
+      <w:proofErr w:type="spellStart"/>
+      <w:r>
+        <w:rPr>
+          <w:rFonts w:ascii="Arial" w:hAnsi="Arial" w:cs="Arial"/>
+          <w:sz w:val="24"/>
+          <w:szCs w:val="24"/>
+        </w:rPr>
+        <w:t>React</w:t>
+      </w:r>
+      <w:proofErr w:type="spellEnd"/>
+      <w:r>
+        <w:rPr>
+          <w:rFonts w:ascii="Arial" w:hAnsi="Arial" w:cs="Arial"/>
+          <w:sz w:val="24"/>
+          <w:szCs w:val="24"/>
+        </w:rPr>
+        <w:t xml:space="preserve"> con </w:t>
+      </w:r>
+      <w:proofErr w:type="spellStart"/>
+      <w:r>
+        <w:rPr>
+          <w:rFonts w:ascii="Arial" w:hAnsi="Arial" w:cs="Arial"/>
+          <w:sz w:val="24"/>
+          <w:szCs w:val="24"/>
+        </w:rPr>
+        <w:t>TypeScript</w:t>
+      </w:r>
+      <w:proofErr w:type="spellEnd"/>
+      <w:r>
+        <w:rPr>
+          <w:rFonts w:ascii="Arial" w:hAnsi="Arial" w:cs="Arial"/>
+          <w:sz w:val="24"/>
+          <w:szCs w:val="24"/>
+        </w:rPr>
+        <w:t xml:space="preserve"> y </w:t>
+      </w:r>
+      <w:proofErr w:type="spellStart"/>
+      <w:r>
+        <w:rPr>
+          <w:rFonts w:ascii="Arial" w:hAnsi="Arial" w:cs="Arial"/>
+          <w:sz w:val="24"/>
+          <w:szCs w:val="24"/>
+        </w:rPr>
+        <w:t>Tailwind</w:t>
+      </w:r>
+      <w:proofErr w:type="spellEnd"/>
+      <w:r>
+        <w:rPr>
+          <w:rFonts w:ascii="Arial" w:hAnsi="Arial" w:cs="Arial"/>
+          <w:sz w:val="24"/>
+          <w:szCs w:val="24"/>
+        </w:rPr>
+        <w:t xml:space="preserve"> CSS, la integración con el API Gateway mediante clientes HTTP, el manejo de autenticación y autorización por roles (RBAC) con JWT, y la creación del </w:t>
+      </w:r>
+      <w:proofErr w:type="spellStart"/>
+      <w:r>
+        <w:rPr>
+          <w:rFonts w:ascii="Arial" w:hAnsi="Arial" w:cs="Arial"/>
+          <w:sz w:val="24"/>
+          <w:szCs w:val="24"/>
+        </w:rPr>
+        <w:t>Dashboard</w:t>
+      </w:r>
+      <w:proofErr w:type="spellEnd"/>
+      <w:r>
+        <w:rPr>
+          <w:rFonts w:ascii="Arial" w:hAnsi="Arial" w:cs="Arial"/>
+          <w:sz w:val="24"/>
+          <w:szCs w:val="24"/>
+        </w:rPr>
+        <w:t xml:space="preserve"> Analítico para visualización de datos. Asimismo, lidero la estrategia de </w:t>
+      </w:r>
+      <w:proofErr w:type="spellStart"/>
+      <w:r>
+        <w:rPr>
+          <w:rFonts w:ascii="Arial" w:hAnsi="Arial" w:cs="Arial"/>
+          <w:sz w:val="24"/>
+          <w:szCs w:val="24"/>
+        </w:rPr>
+        <w:t>testing</w:t>
+      </w:r>
+      <w:proofErr w:type="spellEnd"/>
+      <w:r>
+        <w:rPr>
+          <w:rFonts w:ascii="Arial" w:hAnsi="Arial" w:cs="Arial"/>
+          <w:sz w:val="24"/>
+          <w:szCs w:val="24"/>
+        </w:rPr>
+        <w:t xml:space="preserve"> del cliente mediante pruebas unitarias e integración en </w:t>
+      </w:r>
+      <w:proofErr w:type="spellStart"/>
+      <w:r>
+        <w:rPr>
+          <w:rFonts w:ascii="Arial" w:hAnsi="Arial" w:cs="Arial"/>
+          <w:sz w:val="24"/>
+          <w:szCs w:val="24"/>
+        </w:rPr>
+        <w:t>React</w:t>
+      </w:r>
+      <w:proofErr w:type="spellEnd"/>
+      <w:r>
+        <w:rPr>
+          <w:rFonts w:ascii="Arial" w:hAnsi="Arial" w:cs="Arial"/>
+          <w:sz w:val="24"/>
+          <w:szCs w:val="24"/>
+        </w:rPr>
+        <w:t xml:space="preserve"> (Jest / </w:t>
+      </w:r>
+      <w:proofErr w:type="spellStart"/>
+      <w:r>
+        <w:rPr>
+          <w:rFonts w:ascii="Arial" w:hAnsi="Arial" w:cs="Arial"/>
+          <w:sz w:val="24"/>
+          <w:szCs w:val="24"/>
+        </w:rPr>
+        <w:t>React</w:t>
+      </w:r>
+      <w:proofErr w:type="spellEnd"/>
+      <w:r>
+        <w:rPr>
+          <w:rFonts w:ascii="Arial" w:hAnsi="Arial" w:cs="Arial"/>
+          <w:sz w:val="24"/>
+          <w:szCs w:val="24"/>
+        </w:rPr>
+        <w:t xml:space="preserve"> </w:t>
+      </w:r>
+      <w:proofErr w:type="spellStart"/>
+      <w:r>
+        <w:rPr>
+          <w:rFonts w:ascii="Arial" w:hAnsi="Arial" w:cs="Arial"/>
+          <w:sz w:val="24"/>
+          <w:szCs w:val="24"/>
+        </w:rPr>
+        <w:t>Testing</w:t>
+      </w:r>
+      <w:proofErr w:type="spellEnd"/>
+      <w:r>
+        <w:rPr>
+          <w:rFonts w:ascii="Arial" w:hAnsi="Arial" w:cs="Arial"/>
+          <w:sz w:val="24"/>
+          <w:szCs w:val="24"/>
+        </w:rPr>
+        <w:t xml:space="preserve"> Library) para garantizar entregables robustos y libres de regresiones.</w:t>
       </w:r>
     </w:p>
     <w:p>
@@ -2193,43 +2013,43 @@
           <w:sz w:val="24"/>
           <w:szCs w:val="24"/>
         </w:rPr>
-        <w:t>aims</w:t>
-      </w:r>
-      <w:proofErr w:type="spellEnd"/>
-      <w:r>
-        <w:rPr>
-          <w:rFonts w:ascii="Arial" w:hAnsi="Arial" w:cs="Arial"/>
-          <w:sz w:val="24"/>
-          <w:szCs w:val="24"/>
-        </w:rPr>
-        <w:t xml:space="preserve"> </w:t>
-      </w:r>
-      <w:proofErr w:type="spellStart"/>
-      <w:r>
-        <w:rPr>
-          <w:rFonts w:ascii="Arial" w:hAnsi="Arial" w:cs="Arial"/>
-          <w:sz w:val="24"/>
-          <w:szCs w:val="24"/>
-        </w:rPr>
-        <w:t>to</w:t>
-      </w:r>
-      <w:proofErr w:type="spellEnd"/>
-      <w:r>
-        <w:rPr>
-          <w:rFonts w:ascii="Arial" w:hAnsi="Arial" w:cs="Arial"/>
-          <w:sz w:val="24"/>
-          <w:szCs w:val="24"/>
-        </w:rPr>
-        <w:t xml:space="preserve"> </w:t>
-      </w:r>
-      <w:proofErr w:type="spellStart"/>
-      <w:r>
-        <w:rPr>
-          <w:rFonts w:ascii="Arial" w:hAnsi="Arial" w:cs="Arial"/>
-          <w:sz w:val="24"/>
-          <w:szCs w:val="24"/>
-        </w:rPr>
-        <w:t>develop</w:t>
+        <w:t>consists</w:t>
+      </w:r>
+      <w:proofErr w:type="spellEnd"/>
+      <w:r>
+        <w:rPr>
+          <w:rFonts w:ascii="Arial" w:hAnsi="Arial" w:cs="Arial"/>
+          <w:sz w:val="24"/>
+          <w:szCs w:val="24"/>
+        </w:rPr>
+        <w:t xml:space="preserve"> </w:t>
+      </w:r>
+      <w:proofErr w:type="spellStart"/>
+      <w:r>
+        <w:rPr>
+          <w:rFonts w:ascii="Arial" w:hAnsi="Arial" w:cs="Arial"/>
+          <w:sz w:val="24"/>
+          <w:szCs w:val="24"/>
+        </w:rPr>
+        <w:t>of</w:t>
+      </w:r>
+      <w:proofErr w:type="spellEnd"/>
+      <w:r>
+        <w:rPr>
+          <w:rFonts w:ascii="Arial" w:hAnsi="Arial" w:cs="Arial"/>
+          <w:sz w:val="24"/>
+          <w:szCs w:val="24"/>
+        </w:rPr>
+        <w:t xml:space="preserve"> </w:t>
+      </w:r>
+      <w:proofErr w:type="spellStart"/>
+      <w:r>
+        <w:rPr>
+          <w:rFonts w:ascii="Arial" w:hAnsi="Arial" w:cs="Arial"/>
+          <w:sz w:val="24"/>
+          <w:szCs w:val="24"/>
+        </w:rPr>
+        <w:t>developing</w:t>
       </w:r>
       <w:proofErr w:type="spellEnd"/>
       <w:r>
@@ -2301,7 +2121,7 @@
           <w:sz w:val="24"/>
           <w:szCs w:val="24"/>
         </w:rPr>
-        <w:t>technological</w:t>
+        <w:t>technology</w:t>
       </w:r>
       <w:proofErr w:type="spellEnd"/>
       <w:r>
@@ -2364,6 +2184,366 @@
           <w:sz w:val="24"/>
           <w:szCs w:val="24"/>
         </w:rPr>
+        <w:t xml:space="preserve"> tracking, </w:t>
+      </w:r>
+      <w:proofErr w:type="spellStart"/>
+      <w:r>
+        <w:rPr>
+          <w:rFonts w:ascii="Arial" w:hAnsi="Arial" w:cs="Arial"/>
+          <w:sz w:val="24"/>
+          <w:szCs w:val="24"/>
+        </w:rPr>
+        <w:t>field</w:t>
+      </w:r>
+      <w:proofErr w:type="spellEnd"/>
+      <w:r>
+        <w:rPr>
+          <w:rFonts w:ascii="Arial" w:hAnsi="Arial" w:cs="Arial"/>
+          <w:sz w:val="24"/>
+          <w:szCs w:val="24"/>
+        </w:rPr>
+        <w:t xml:space="preserve"> </w:t>
+      </w:r>
+      <w:proofErr w:type="spellStart"/>
+      <w:r>
+        <w:rPr>
+          <w:rFonts w:ascii="Arial" w:hAnsi="Arial" w:cs="Arial"/>
+          <w:sz w:val="24"/>
+          <w:szCs w:val="24"/>
+        </w:rPr>
+        <w:t>work</w:t>
+      </w:r>
+      <w:proofErr w:type="spellEnd"/>
+      <w:r>
+        <w:rPr>
+          <w:rFonts w:ascii="Arial" w:hAnsi="Arial" w:cs="Arial"/>
+          <w:sz w:val="24"/>
+          <w:szCs w:val="24"/>
+        </w:rPr>
+        <w:t xml:space="preserve"> </w:t>
+      </w:r>
+      <w:proofErr w:type="spellStart"/>
+      <w:r>
+        <w:rPr>
+          <w:rFonts w:ascii="Arial" w:hAnsi="Arial" w:cs="Arial"/>
+          <w:sz w:val="24"/>
+          <w:szCs w:val="24"/>
+        </w:rPr>
+        <w:t>orders</w:t>
+      </w:r>
+      <w:proofErr w:type="spellEnd"/>
+      <w:r>
+        <w:rPr>
+          <w:rFonts w:ascii="Arial" w:hAnsi="Arial" w:cs="Arial"/>
+          <w:sz w:val="24"/>
+          <w:szCs w:val="24"/>
+        </w:rPr>
+        <w:t xml:space="preserve">, sales, and </w:t>
+      </w:r>
+      <w:proofErr w:type="spellStart"/>
+      <w:r>
+        <w:rPr>
+          <w:rFonts w:ascii="Arial" w:hAnsi="Arial" w:cs="Arial"/>
+          <w:sz w:val="24"/>
+          <w:szCs w:val="24"/>
+        </w:rPr>
+        <w:t>electronic</w:t>
+      </w:r>
+      <w:proofErr w:type="spellEnd"/>
+      <w:r>
+        <w:rPr>
+          <w:rFonts w:ascii="Arial" w:hAnsi="Arial" w:cs="Arial"/>
+          <w:sz w:val="24"/>
+          <w:szCs w:val="24"/>
+        </w:rPr>
+        <w:t xml:space="preserve"> </w:t>
+      </w:r>
+      <w:proofErr w:type="spellStart"/>
+      <w:r>
+        <w:rPr>
+          <w:rFonts w:ascii="Arial" w:hAnsi="Arial" w:cs="Arial"/>
+          <w:sz w:val="24"/>
+          <w:szCs w:val="24"/>
+        </w:rPr>
+        <w:t>invoicing</w:t>
+      </w:r>
+      <w:proofErr w:type="spellEnd"/>
+      <w:r>
+        <w:rPr>
+          <w:rFonts w:ascii="Arial" w:hAnsi="Arial" w:cs="Arial"/>
+          <w:sz w:val="24"/>
+          <w:szCs w:val="24"/>
+        </w:rPr>
+        <w:t xml:space="preserve">. </w:t>
+      </w:r>
+      <w:proofErr w:type="spellStart"/>
+      <w:r>
+        <w:rPr>
+          <w:rFonts w:ascii="Arial" w:hAnsi="Arial" w:cs="Arial"/>
+          <w:sz w:val="24"/>
+          <w:szCs w:val="24"/>
+        </w:rPr>
+        <w:t>My</w:t>
+      </w:r>
+      <w:proofErr w:type="spellEnd"/>
+      <w:r>
+        <w:rPr>
+          <w:rFonts w:ascii="Arial" w:hAnsi="Arial" w:cs="Arial"/>
+          <w:sz w:val="24"/>
+          <w:szCs w:val="24"/>
+        </w:rPr>
+        <w:t xml:space="preserve"> </w:t>
+      </w:r>
+      <w:proofErr w:type="spellStart"/>
+      <w:r>
+        <w:rPr>
+          <w:rFonts w:ascii="Arial" w:hAnsi="Arial" w:cs="Arial"/>
+          <w:sz w:val="24"/>
+          <w:szCs w:val="24"/>
+        </w:rPr>
+        <w:t>specific</w:t>
+      </w:r>
+      <w:proofErr w:type="spellEnd"/>
+      <w:r>
+        <w:rPr>
+          <w:rFonts w:ascii="Arial" w:hAnsi="Arial" w:cs="Arial"/>
+          <w:sz w:val="24"/>
+          <w:szCs w:val="24"/>
+        </w:rPr>
+        <w:t xml:space="preserve"> role in </w:t>
+      </w:r>
+      <w:proofErr w:type="spellStart"/>
+      <w:r>
+        <w:rPr>
+          <w:rFonts w:ascii="Arial" w:hAnsi="Arial" w:cs="Arial"/>
+          <w:sz w:val="24"/>
+          <w:szCs w:val="24"/>
+        </w:rPr>
+        <w:t>this</w:t>
+      </w:r>
+      <w:proofErr w:type="spellEnd"/>
+      <w:r>
+        <w:rPr>
+          <w:rFonts w:ascii="Arial" w:hAnsi="Arial" w:cs="Arial"/>
+          <w:sz w:val="24"/>
+          <w:szCs w:val="24"/>
+        </w:rPr>
+        <w:t xml:space="preserve"> </w:t>
+      </w:r>
+      <w:proofErr w:type="spellStart"/>
+      <w:r>
+        <w:rPr>
+          <w:rFonts w:ascii="Arial" w:hAnsi="Arial" w:cs="Arial"/>
+          <w:sz w:val="24"/>
+          <w:szCs w:val="24"/>
+        </w:rPr>
+        <w:t>initiative</w:t>
+      </w:r>
+      <w:proofErr w:type="spellEnd"/>
+      <w:r>
+        <w:rPr>
+          <w:rFonts w:ascii="Arial" w:hAnsi="Arial" w:cs="Arial"/>
+          <w:sz w:val="24"/>
+          <w:szCs w:val="24"/>
+        </w:rPr>
+        <w:t xml:space="preserve"> </w:t>
+      </w:r>
+      <w:proofErr w:type="spellStart"/>
+      <w:r>
+        <w:rPr>
+          <w:rFonts w:ascii="Arial" w:hAnsi="Arial" w:cs="Arial"/>
+          <w:sz w:val="24"/>
+          <w:szCs w:val="24"/>
+        </w:rPr>
+        <w:t>is</w:t>
+      </w:r>
+      <w:proofErr w:type="spellEnd"/>
+      <w:r>
+        <w:rPr>
+          <w:rFonts w:ascii="Arial" w:hAnsi="Arial" w:cs="Arial"/>
+          <w:sz w:val="24"/>
+          <w:szCs w:val="24"/>
+        </w:rPr>
+        <w:t xml:space="preserve"> </w:t>
+      </w:r>
+      <w:proofErr w:type="spellStart"/>
+      <w:r>
+        <w:rPr>
+          <w:rFonts w:ascii="Arial" w:hAnsi="Arial" w:cs="Arial"/>
+          <w:sz w:val="24"/>
+          <w:szCs w:val="24"/>
+        </w:rPr>
+        <w:t>Frontend</w:t>
+      </w:r>
+      <w:proofErr w:type="spellEnd"/>
+      <w:r>
+        <w:rPr>
+          <w:rFonts w:ascii="Arial" w:hAnsi="Arial" w:cs="Arial"/>
+          <w:sz w:val="24"/>
+          <w:szCs w:val="24"/>
+        </w:rPr>
+        <w:t xml:space="preserve"> </w:t>
+      </w:r>
+      <w:proofErr w:type="spellStart"/>
+      <w:r>
+        <w:rPr>
+          <w:rFonts w:ascii="Arial" w:hAnsi="Arial" w:cs="Arial"/>
+          <w:sz w:val="24"/>
+          <w:szCs w:val="24"/>
+        </w:rPr>
+        <w:t>Developer</w:t>
+      </w:r>
+      <w:proofErr w:type="spellEnd"/>
+      <w:r>
+        <w:rPr>
+          <w:rFonts w:ascii="Arial" w:hAnsi="Arial" w:cs="Arial"/>
+          <w:sz w:val="24"/>
+          <w:szCs w:val="24"/>
+        </w:rPr>
+        <w:t xml:space="preserve"> and QA Lead, </w:t>
+      </w:r>
+      <w:proofErr w:type="spellStart"/>
+      <w:r>
+        <w:rPr>
+          <w:rFonts w:ascii="Arial" w:hAnsi="Arial" w:cs="Arial"/>
+          <w:sz w:val="24"/>
+          <w:szCs w:val="24"/>
+        </w:rPr>
+        <w:t>responsible</w:t>
+      </w:r>
+      <w:proofErr w:type="spellEnd"/>
+      <w:r>
+        <w:rPr>
+          <w:rFonts w:ascii="Arial" w:hAnsi="Arial" w:cs="Arial"/>
+          <w:sz w:val="24"/>
+          <w:szCs w:val="24"/>
+        </w:rPr>
+        <w:t xml:space="preserve"> </w:t>
+      </w:r>
+      <w:proofErr w:type="spellStart"/>
+      <w:r>
+        <w:rPr>
+          <w:rFonts w:ascii="Arial" w:hAnsi="Arial" w:cs="Arial"/>
+          <w:sz w:val="24"/>
+          <w:szCs w:val="24"/>
+        </w:rPr>
+        <w:t>for</w:t>
+      </w:r>
+      <w:proofErr w:type="spellEnd"/>
+      <w:r>
+        <w:rPr>
+          <w:rFonts w:ascii="Arial" w:hAnsi="Arial" w:cs="Arial"/>
+          <w:sz w:val="24"/>
+          <w:szCs w:val="24"/>
+        </w:rPr>
+        <w:t xml:space="preserve"> </w:t>
+      </w:r>
+      <w:proofErr w:type="spellStart"/>
+      <w:r>
+        <w:rPr>
+          <w:rFonts w:ascii="Arial" w:hAnsi="Arial" w:cs="Arial"/>
+          <w:sz w:val="24"/>
+          <w:szCs w:val="24"/>
+        </w:rPr>
+        <w:t>designing</w:t>
+      </w:r>
+      <w:proofErr w:type="spellEnd"/>
+      <w:r>
+        <w:rPr>
+          <w:rFonts w:ascii="Arial" w:hAnsi="Arial" w:cs="Arial"/>
+          <w:sz w:val="24"/>
+          <w:szCs w:val="24"/>
+        </w:rPr>
+        <w:t xml:space="preserve"> and </w:t>
+      </w:r>
+      <w:proofErr w:type="spellStart"/>
+      <w:r>
+        <w:rPr>
+          <w:rFonts w:ascii="Arial" w:hAnsi="Arial" w:cs="Arial"/>
+          <w:sz w:val="24"/>
+          <w:szCs w:val="24"/>
+        </w:rPr>
+        <w:t>building</w:t>
+      </w:r>
+      <w:proofErr w:type="spellEnd"/>
+      <w:r>
+        <w:rPr>
+          <w:rFonts w:ascii="Arial" w:hAnsi="Arial" w:cs="Arial"/>
+          <w:sz w:val="24"/>
+          <w:szCs w:val="24"/>
+        </w:rPr>
+        <w:t xml:space="preserve"> a responsive </w:t>
+      </w:r>
+      <w:proofErr w:type="gramStart"/>
+      <w:r>
+        <w:rPr>
+          <w:rFonts w:ascii="Arial" w:hAnsi="Arial" w:cs="Arial"/>
+          <w:sz w:val="24"/>
+          <w:szCs w:val="24"/>
+        </w:rPr>
+        <w:t>Single</w:t>
+      </w:r>
+      <w:proofErr w:type="gramEnd"/>
+      <w:r>
+        <w:rPr>
+          <w:rFonts w:ascii="Arial" w:hAnsi="Arial" w:cs="Arial"/>
+          <w:sz w:val="24"/>
+          <w:szCs w:val="24"/>
+        </w:rPr>
+        <w:t xml:space="preserve"> Page </w:t>
+      </w:r>
+      <w:proofErr w:type="spellStart"/>
+      <w:r>
+        <w:rPr>
+          <w:rFonts w:ascii="Arial" w:hAnsi="Arial" w:cs="Arial"/>
+          <w:sz w:val="24"/>
+          <w:szCs w:val="24"/>
+        </w:rPr>
+        <w:t>Application</w:t>
+      </w:r>
+      <w:proofErr w:type="spellEnd"/>
+      <w:r>
+        <w:rPr>
+          <w:rFonts w:ascii="Arial" w:hAnsi="Arial" w:cs="Arial"/>
+          <w:sz w:val="24"/>
+          <w:szCs w:val="24"/>
+        </w:rPr>
+        <w:t xml:space="preserve"> (SPA) </w:t>
+      </w:r>
+      <w:proofErr w:type="spellStart"/>
+      <w:r>
+        <w:rPr>
+          <w:rFonts w:ascii="Arial" w:hAnsi="Arial" w:cs="Arial"/>
+          <w:sz w:val="24"/>
+          <w:szCs w:val="24"/>
+        </w:rPr>
+        <w:t>using</w:t>
+      </w:r>
+      <w:proofErr w:type="spellEnd"/>
+      <w:r>
+        <w:rPr>
+          <w:rFonts w:ascii="Arial" w:hAnsi="Arial" w:cs="Arial"/>
+          <w:sz w:val="24"/>
+          <w:szCs w:val="24"/>
+        </w:rPr>
+        <w:t xml:space="preserve"> </w:t>
+      </w:r>
+      <w:proofErr w:type="spellStart"/>
+      <w:r>
+        <w:rPr>
+          <w:rFonts w:ascii="Arial" w:hAnsi="Arial" w:cs="Arial"/>
+          <w:sz w:val="24"/>
+          <w:szCs w:val="24"/>
+        </w:rPr>
+        <w:t>React</w:t>
+      </w:r>
+      <w:proofErr w:type="spellEnd"/>
+      <w:r>
+        <w:rPr>
+          <w:rFonts w:ascii="Arial" w:hAnsi="Arial" w:cs="Arial"/>
+          <w:sz w:val="24"/>
+          <w:szCs w:val="24"/>
+        </w:rPr>
         <w:t xml:space="preserve">, </w:t>
       </w:r>
       <w:proofErr w:type="spellStart"/>
@@ -2373,61 +2553,259 @@
           <w:sz w:val="24"/>
           <w:szCs w:val="24"/>
         </w:rPr>
-        <w:t>work</w:t>
-      </w:r>
-      <w:proofErr w:type="spellEnd"/>
-      <w:r>
-        <w:rPr>
-          <w:rFonts w:ascii="Arial" w:hAnsi="Arial" w:cs="Arial"/>
-          <w:sz w:val="24"/>
-          <w:szCs w:val="24"/>
-        </w:rPr>
-        <w:t xml:space="preserve"> </w:t>
-      </w:r>
-      <w:proofErr w:type="spellStart"/>
-      <w:r>
-        <w:rPr>
-          <w:rFonts w:ascii="Arial" w:hAnsi="Arial" w:cs="Arial"/>
-          <w:sz w:val="24"/>
-          <w:szCs w:val="24"/>
-        </w:rPr>
-        <w:t>orders</w:t>
-      </w:r>
-      <w:proofErr w:type="spellEnd"/>
-      <w:r>
-        <w:rPr>
-          <w:rFonts w:ascii="Arial" w:hAnsi="Arial" w:cs="Arial"/>
-          <w:sz w:val="24"/>
-          <w:szCs w:val="24"/>
-        </w:rPr>
-        <w:t xml:space="preserve">, sales, and </w:t>
-      </w:r>
-      <w:proofErr w:type="spellStart"/>
-      <w:r>
-        <w:rPr>
-          <w:rFonts w:ascii="Arial" w:hAnsi="Arial" w:cs="Arial"/>
-          <w:sz w:val="24"/>
-          <w:szCs w:val="24"/>
-        </w:rPr>
-        <w:t>electronic</w:t>
-      </w:r>
-      <w:proofErr w:type="spellEnd"/>
-      <w:r>
-        <w:rPr>
-          <w:rFonts w:ascii="Arial" w:hAnsi="Arial" w:cs="Arial"/>
-          <w:sz w:val="24"/>
-          <w:szCs w:val="24"/>
-        </w:rPr>
-        <w:t xml:space="preserve"> </w:t>
-      </w:r>
-      <w:proofErr w:type="spellStart"/>
-      <w:r>
-        <w:rPr>
-          <w:rFonts w:ascii="Arial" w:hAnsi="Arial" w:cs="Arial"/>
-          <w:sz w:val="24"/>
-          <w:szCs w:val="24"/>
-        </w:rPr>
-        <w:t>invoicing</w:t>
+        <w:t>TypeScript</w:t>
+      </w:r>
+      <w:proofErr w:type="spellEnd"/>
+      <w:r>
+        <w:rPr>
+          <w:rFonts w:ascii="Arial" w:hAnsi="Arial" w:cs="Arial"/>
+          <w:sz w:val="24"/>
+          <w:szCs w:val="24"/>
+        </w:rPr>
+        <w:t xml:space="preserve">, and </w:t>
+      </w:r>
+      <w:proofErr w:type="spellStart"/>
+      <w:r>
+        <w:rPr>
+          <w:rFonts w:ascii="Arial" w:hAnsi="Arial" w:cs="Arial"/>
+          <w:sz w:val="24"/>
+          <w:szCs w:val="24"/>
+        </w:rPr>
+        <w:t>Tailwind</w:t>
+      </w:r>
+      <w:proofErr w:type="spellEnd"/>
+      <w:r>
+        <w:rPr>
+          <w:rFonts w:ascii="Arial" w:hAnsi="Arial" w:cs="Arial"/>
+          <w:sz w:val="24"/>
+          <w:szCs w:val="24"/>
+        </w:rPr>
+        <w:t xml:space="preserve"> CSS. The </w:t>
+      </w:r>
+      <w:proofErr w:type="spellStart"/>
+      <w:r>
+        <w:rPr>
+          <w:rFonts w:ascii="Arial" w:hAnsi="Arial" w:cs="Arial"/>
+          <w:sz w:val="24"/>
+          <w:szCs w:val="24"/>
+        </w:rPr>
+        <w:t>project</w:t>
+      </w:r>
+      <w:proofErr w:type="spellEnd"/>
+      <w:r>
+        <w:rPr>
+          <w:rFonts w:ascii="Arial" w:hAnsi="Arial" w:cs="Arial"/>
+          <w:sz w:val="24"/>
+          <w:szCs w:val="24"/>
+        </w:rPr>
+        <w:t xml:space="preserve"> </w:t>
+      </w:r>
+      <w:proofErr w:type="spellStart"/>
+      <w:r>
+        <w:rPr>
+          <w:rFonts w:ascii="Arial" w:hAnsi="Arial" w:cs="Arial"/>
+          <w:sz w:val="24"/>
+          <w:szCs w:val="24"/>
+        </w:rPr>
+        <w:t>ensures</w:t>
+      </w:r>
+      <w:proofErr w:type="spellEnd"/>
+      <w:r>
+        <w:rPr>
+          <w:rFonts w:ascii="Arial" w:hAnsi="Arial" w:cs="Arial"/>
+          <w:sz w:val="24"/>
+          <w:szCs w:val="24"/>
+        </w:rPr>
+        <w:t xml:space="preserve"> full </w:t>
+      </w:r>
+      <w:proofErr w:type="spellStart"/>
+      <w:r>
+        <w:rPr>
+          <w:rFonts w:ascii="Arial" w:hAnsi="Arial" w:cs="Arial"/>
+          <w:sz w:val="24"/>
+          <w:szCs w:val="24"/>
+        </w:rPr>
+        <w:t>equipment</w:t>
+      </w:r>
+      <w:proofErr w:type="spellEnd"/>
+      <w:r>
+        <w:rPr>
+          <w:rFonts w:ascii="Arial" w:hAnsi="Arial" w:cs="Arial"/>
+          <w:sz w:val="24"/>
+          <w:szCs w:val="24"/>
+        </w:rPr>
+        <w:t xml:space="preserve"> </w:t>
+      </w:r>
+      <w:proofErr w:type="spellStart"/>
+      <w:r>
+        <w:rPr>
+          <w:rFonts w:ascii="Arial" w:hAnsi="Arial" w:cs="Arial"/>
+          <w:sz w:val="24"/>
+          <w:szCs w:val="24"/>
+        </w:rPr>
+        <w:t>traceability</w:t>
+      </w:r>
+      <w:proofErr w:type="spellEnd"/>
+      <w:r>
+        <w:rPr>
+          <w:rFonts w:ascii="Arial" w:hAnsi="Arial" w:cs="Arial"/>
+          <w:sz w:val="24"/>
+          <w:szCs w:val="24"/>
+        </w:rPr>
+        <w:t xml:space="preserve">, </w:t>
+      </w:r>
+      <w:proofErr w:type="spellStart"/>
+      <w:r>
+        <w:rPr>
+          <w:rFonts w:ascii="Arial" w:hAnsi="Arial" w:cs="Arial"/>
+          <w:sz w:val="24"/>
+          <w:szCs w:val="24"/>
+        </w:rPr>
+        <w:t>integration</w:t>
+      </w:r>
+      <w:proofErr w:type="spellEnd"/>
+      <w:r>
+        <w:rPr>
+          <w:rFonts w:ascii="Arial" w:hAnsi="Arial" w:cs="Arial"/>
+          <w:sz w:val="24"/>
+          <w:szCs w:val="24"/>
+        </w:rPr>
+        <w:t xml:space="preserve"> </w:t>
+      </w:r>
+      <w:proofErr w:type="spellStart"/>
+      <w:r>
+        <w:rPr>
+          <w:rFonts w:ascii="Arial" w:hAnsi="Arial" w:cs="Arial"/>
+          <w:sz w:val="24"/>
+          <w:szCs w:val="24"/>
+        </w:rPr>
+        <w:t>with</w:t>
+      </w:r>
+      <w:proofErr w:type="spellEnd"/>
+      <w:r>
+        <w:rPr>
+          <w:rFonts w:ascii="Arial" w:hAnsi="Arial" w:cs="Arial"/>
+          <w:sz w:val="24"/>
+          <w:szCs w:val="24"/>
+        </w:rPr>
+        <w:t xml:space="preserve"> </w:t>
+      </w:r>
+      <w:proofErr w:type="spellStart"/>
+      <w:r>
+        <w:rPr>
+          <w:rFonts w:ascii="Arial" w:hAnsi="Arial" w:cs="Arial"/>
+          <w:sz w:val="24"/>
+          <w:szCs w:val="24"/>
+        </w:rPr>
+        <w:t>payment</w:t>
+      </w:r>
+      <w:proofErr w:type="spellEnd"/>
+      <w:r>
+        <w:rPr>
+          <w:rFonts w:ascii="Arial" w:hAnsi="Arial" w:cs="Arial"/>
+          <w:sz w:val="24"/>
+          <w:szCs w:val="24"/>
+        </w:rPr>
+        <w:t xml:space="preserve"> </w:t>
+      </w:r>
+      <w:proofErr w:type="spellStart"/>
+      <w:r>
+        <w:rPr>
+          <w:rFonts w:ascii="Arial" w:hAnsi="Arial" w:cs="Arial"/>
+          <w:sz w:val="24"/>
+          <w:szCs w:val="24"/>
+        </w:rPr>
+        <w:t>gateways</w:t>
+      </w:r>
+      <w:proofErr w:type="spellEnd"/>
+      <w:r>
+        <w:rPr>
+          <w:rFonts w:ascii="Arial" w:hAnsi="Arial" w:cs="Arial"/>
+          <w:sz w:val="24"/>
+          <w:szCs w:val="24"/>
+        </w:rPr>
+        <w:t xml:space="preserve"> (Flow) and </w:t>
+      </w:r>
+      <w:proofErr w:type="spellStart"/>
+      <w:r>
+        <w:rPr>
+          <w:rFonts w:ascii="Arial" w:hAnsi="Arial" w:cs="Arial"/>
+          <w:sz w:val="24"/>
+          <w:szCs w:val="24"/>
+        </w:rPr>
+        <w:t>tax</w:t>
+      </w:r>
+      <w:proofErr w:type="spellEnd"/>
+      <w:r>
+        <w:rPr>
+          <w:rFonts w:ascii="Arial" w:hAnsi="Arial" w:cs="Arial"/>
+          <w:sz w:val="24"/>
+          <w:szCs w:val="24"/>
+        </w:rPr>
+        <w:t xml:space="preserve"> </w:t>
+      </w:r>
+      <w:proofErr w:type="spellStart"/>
+      <w:r>
+        <w:rPr>
+          <w:rFonts w:ascii="Arial" w:hAnsi="Arial" w:cs="Arial"/>
+          <w:sz w:val="24"/>
+          <w:szCs w:val="24"/>
+        </w:rPr>
+        <w:t>systems</w:t>
+      </w:r>
+      <w:proofErr w:type="spellEnd"/>
+      <w:r>
+        <w:rPr>
+          <w:rFonts w:ascii="Arial" w:hAnsi="Arial" w:cs="Arial"/>
+          <w:sz w:val="24"/>
+          <w:szCs w:val="24"/>
+        </w:rPr>
+        <w:t xml:space="preserve"> (SII), and real-time </w:t>
+      </w:r>
+      <w:proofErr w:type="spellStart"/>
+      <w:r>
+        <w:rPr>
+          <w:rFonts w:ascii="Arial" w:hAnsi="Arial" w:cs="Arial"/>
+          <w:sz w:val="24"/>
+          <w:szCs w:val="24"/>
+        </w:rPr>
+        <w:t>operational</w:t>
+      </w:r>
+      <w:proofErr w:type="spellEnd"/>
+      <w:r>
+        <w:rPr>
+          <w:rFonts w:ascii="Arial" w:hAnsi="Arial" w:cs="Arial"/>
+          <w:sz w:val="24"/>
+          <w:szCs w:val="24"/>
+        </w:rPr>
+        <w:t xml:space="preserve"> </w:t>
+      </w:r>
+      <w:proofErr w:type="spellStart"/>
+      <w:r>
+        <w:rPr>
+          <w:rFonts w:ascii="Arial" w:hAnsi="Arial" w:cs="Arial"/>
+          <w:sz w:val="24"/>
+          <w:szCs w:val="24"/>
+        </w:rPr>
+        <w:t>analytics</w:t>
+      </w:r>
+      <w:proofErr w:type="spellEnd"/>
+      <w:r>
+        <w:rPr>
+          <w:rFonts w:ascii="Arial" w:hAnsi="Arial" w:cs="Arial"/>
+          <w:sz w:val="24"/>
+          <w:szCs w:val="24"/>
+        </w:rPr>
+        <w:t xml:space="preserve"> </w:t>
+      </w:r>
+      <w:proofErr w:type="spellStart"/>
+      <w:r>
+        <w:rPr>
+          <w:rFonts w:ascii="Arial" w:hAnsi="Arial" w:cs="Arial"/>
+          <w:sz w:val="24"/>
+          <w:szCs w:val="24"/>
+        </w:rPr>
+        <w:t>dashboards</w:t>
       </w:r>
       <w:proofErr w:type="spellEnd"/>
       <w:r>
@@ -2445,115 +2823,61 @@
           <w:sz w:val="24"/>
           <w:szCs w:val="24"/>
         </w:rPr>
-        <w:t>Its</w:t>
-      </w:r>
-      <w:proofErr w:type="spellEnd"/>
-      <w:r>
-        <w:rPr>
-          <w:rFonts w:ascii="Arial" w:hAnsi="Arial" w:cs="Arial"/>
-          <w:sz w:val="24"/>
-          <w:szCs w:val="24"/>
-        </w:rPr>
-        <w:t xml:space="preserve"> </w:t>
-      </w:r>
-      <w:proofErr w:type="spellStart"/>
-      <w:r>
-        <w:rPr>
-          <w:rFonts w:ascii="Arial" w:hAnsi="Arial" w:cs="Arial"/>
-          <w:sz w:val="24"/>
-          <w:szCs w:val="24"/>
-        </w:rPr>
-        <w:t>relevance</w:t>
-      </w:r>
-      <w:proofErr w:type="spellEnd"/>
-      <w:r>
-        <w:rPr>
-          <w:rFonts w:ascii="Arial" w:hAnsi="Arial" w:cs="Arial"/>
-          <w:sz w:val="24"/>
-          <w:szCs w:val="24"/>
-        </w:rPr>
-        <w:t xml:space="preserve"> </w:t>
-      </w:r>
-      <w:proofErr w:type="spellStart"/>
-      <w:r>
-        <w:rPr>
-          <w:rFonts w:ascii="Arial" w:hAnsi="Arial" w:cs="Arial"/>
-          <w:sz w:val="24"/>
-          <w:szCs w:val="24"/>
-        </w:rPr>
-        <w:t>lies</w:t>
-      </w:r>
-      <w:proofErr w:type="spellEnd"/>
-      <w:r>
-        <w:rPr>
-          <w:rFonts w:ascii="Arial" w:hAnsi="Arial" w:cs="Arial"/>
-          <w:sz w:val="24"/>
-          <w:szCs w:val="24"/>
-        </w:rPr>
-        <w:t xml:space="preserve"> in </w:t>
-      </w:r>
-      <w:proofErr w:type="spellStart"/>
-      <w:r>
-        <w:rPr>
-          <w:rFonts w:ascii="Arial" w:hAnsi="Arial" w:cs="Arial"/>
-          <w:sz w:val="24"/>
-          <w:szCs w:val="24"/>
-        </w:rPr>
-        <w:t>ensuring</w:t>
-      </w:r>
-      <w:proofErr w:type="spellEnd"/>
-      <w:r>
-        <w:rPr>
-          <w:rFonts w:ascii="Arial" w:hAnsi="Arial" w:cs="Arial"/>
-          <w:sz w:val="24"/>
-          <w:szCs w:val="24"/>
-        </w:rPr>
-        <w:t xml:space="preserve"> </w:t>
-      </w:r>
-      <w:proofErr w:type="spellStart"/>
-      <w:r>
-        <w:rPr>
-          <w:rFonts w:ascii="Arial" w:hAnsi="Arial" w:cs="Arial"/>
-          <w:sz w:val="24"/>
-          <w:szCs w:val="24"/>
-        </w:rPr>
-        <w:t>equipment</w:t>
-      </w:r>
-      <w:proofErr w:type="spellEnd"/>
-      <w:r>
-        <w:rPr>
-          <w:rFonts w:ascii="Arial" w:hAnsi="Arial" w:cs="Arial"/>
-          <w:sz w:val="24"/>
-          <w:szCs w:val="24"/>
-        </w:rPr>
-        <w:t xml:space="preserve"> </w:t>
-      </w:r>
-      <w:proofErr w:type="spellStart"/>
-      <w:r>
-        <w:rPr>
-          <w:rFonts w:ascii="Arial" w:hAnsi="Arial" w:cs="Arial"/>
-          <w:sz w:val="24"/>
-          <w:szCs w:val="24"/>
-        </w:rPr>
-        <w:t>traceability</w:t>
-      </w:r>
-      <w:proofErr w:type="spellEnd"/>
-      <w:r>
-        <w:rPr>
-          <w:rFonts w:ascii="Arial" w:hAnsi="Arial" w:cs="Arial"/>
-          <w:sz w:val="24"/>
-          <w:szCs w:val="24"/>
-        </w:rPr>
-        <w:t xml:space="preserve">, </w:t>
-      </w:r>
-      <w:proofErr w:type="spellStart"/>
-      <w:r>
-        <w:rPr>
-          <w:rFonts w:ascii="Arial" w:hAnsi="Arial" w:cs="Arial"/>
-          <w:sz w:val="24"/>
-          <w:szCs w:val="24"/>
-        </w:rPr>
-        <w:t>integration</w:t>
+        <w:t>This</w:t>
+      </w:r>
+      <w:proofErr w:type="spellEnd"/>
+      <w:r>
+        <w:rPr>
+          <w:rFonts w:ascii="Arial" w:hAnsi="Arial" w:cs="Arial"/>
+          <w:sz w:val="24"/>
+          <w:szCs w:val="24"/>
+        </w:rPr>
+        <w:t xml:space="preserve"> </w:t>
+      </w:r>
+      <w:proofErr w:type="spellStart"/>
+      <w:r>
+        <w:rPr>
+          <w:rFonts w:ascii="Arial" w:hAnsi="Arial" w:cs="Arial"/>
+          <w:sz w:val="24"/>
+          <w:szCs w:val="24"/>
+        </w:rPr>
+        <w:t>project</w:t>
+      </w:r>
+      <w:proofErr w:type="spellEnd"/>
+      <w:r>
+        <w:rPr>
+          <w:rFonts w:ascii="Arial" w:hAnsi="Arial" w:cs="Arial"/>
+          <w:sz w:val="24"/>
+          <w:szCs w:val="24"/>
+        </w:rPr>
+        <w:t xml:space="preserve"> </w:t>
+      </w:r>
+      <w:proofErr w:type="spellStart"/>
+      <w:r>
+        <w:rPr>
+          <w:rFonts w:ascii="Arial" w:hAnsi="Arial" w:cs="Arial"/>
+          <w:sz w:val="24"/>
+          <w:szCs w:val="24"/>
+        </w:rPr>
+        <w:t>strongly</w:t>
+      </w:r>
+      <w:proofErr w:type="spellEnd"/>
+      <w:r>
+        <w:rPr>
+          <w:rFonts w:ascii="Arial" w:hAnsi="Arial" w:cs="Arial"/>
+          <w:sz w:val="24"/>
+          <w:szCs w:val="24"/>
+        </w:rPr>
+        <w:t xml:space="preserve"> </w:t>
+      </w:r>
+      <w:proofErr w:type="spellStart"/>
+      <w:r>
+        <w:rPr>
+          <w:rFonts w:ascii="Arial" w:hAnsi="Arial" w:cs="Arial"/>
+          <w:sz w:val="24"/>
+          <w:szCs w:val="24"/>
+        </w:rPr>
+        <w:t>connects</w:t>
       </w:r>
       <w:proofErr w:type="spellEnd"/>
       <w:r>
@@ -2589,240 +2913,6 @@
           <w:sz w:val="24"/>
           <w:szCs w:val="24"/>
         </w:rPr>
-        <w:t>payment</w:t>
-      </w:r>
-      <w:proofErr w:type="spellEnd"/>
-      <w:r>
-        <w:rPr>
-          <w:rFonts w:ascii="Arial" w:hAnsi="Arial" w:cs="Arial"/>
-          <w:sz w:val="24"/>
-          <w:szCs w:val="24"/>
-        </w:rPr>
-        <w:t xml:space="preserve"> </w:t>
-      </w:r>
-      <w:proofErr w:type="spellStart"/>
-      <w:r>
-        <w:rPr>
-          <w:rFonts w:ascii="Arial" w:hAnsi="Arial" w:cs="Arial"/>
-          <w:sz w:val="24"/>
-          <w:szCs w:val="24"/>
-        </w:rPr>
-        <w:t>gateways</w:t>
-      </w:r>
-      <w:proofErr w:type="spellEnd"/>
-      <w:r>
-        <w:rPr>
-          <w:rFonts w:ascii="Arial" w:hAnsi="Arial" w:cs="Arial"/>
-          <w:sz w:val="24"/>
-          <w:szCs w:val="24"/>
-        </w:rPr>
-        <w:t xml:space="preserve"> and </w:t>
-      </w:r>
-      <w:proofErr w:type="spellStart"/>
-      <w:r>
-        <w:rPr>
-          <w:rFonts w:ascii="Arial" w:hAnsi="Arial" w:cs="Arial"/>
-          <w:sz w:val="24"/>
-          <w:szCs w:val="24"/>
-        </w:rPr>
-        <w:t>tax</w:t>
-      </w:r>
-      <w:proofErr w:type="spellEnd"/>
-      <w:r>
-        <w:rPr>
-          <w:rFonts w:ascii="Arial" w:hAnsi="Arial" w:cs="Arial"/>
-          <w:sz w:val="24"/>
-          <w:szCs w:val="24"/>
-        </w:rPr>
-        <w:t xml:space="preserve"> </w:t>
-      </w:r>
-      <w:proofErr w:type="spellStart"/>
-      <w:r>
-        <w:rPr>
-          <w:rFonts w:ascii="Arial" w:hAnsi="Arial" w:cs="Arial"/>
-          <w:sz w:val="24"/>
-          <w:szCs w:val="24"/>
-        </w:rPr>
-        <w:t>systems</w:t>
-      </w:r>
-      <w:proofErr w:type="spellEnd"/>
-      <w:r>
-        <w:rPr>
-          <w:rFonts w:ascii="Arial" w:hAnsi="Arial" w:cs="Arial"/>
-          <w:sz w:val="24"/>
-          <w:szCs w:val="24"/>
-        </w:rPr>
-        <w:t xml:space="preserve">, and </w:t>
-      </w:r>
-      <w:proofErr w:type="spellStart"/>
-      <w:r>
-        <w:rPr>
-          <w:rFonts w:ascii="Arial" w:hAnsi="Arial" w:cs="Arial"/>
-          <w:sz w:val="24"/>
-          <w:szCs w:val="24"/>
-        </w:rPr>
-        <w:t>providing</w:t>
-      </w:r>
-      <w:proofErr w:type="spellEnd"/>
-      <w:r>
-        <w:rPr>
-          <w:rFonts w:ascii="Arial" w:hAnsi="Arial" w:cs="Arial"/>
-          <w:sz w:val="24"/>
-          <w:szCs w:val="24"/>
-        </w:rPr>
-        <w:t xml:space="preserve"> real-time </w:t>
-      </w:r>
-      <w:proofErr w:type="spellStart"/>
-      <w:r>
-        <w:rPr>
-          <w:rFonts w:ascii="Arial" w:hAnsi="Arial" w:cs="Arial"/>
-          <w:sz w:val="24"/>
-          <w:szCs w:val="24"/>
-        </w:rPr>
-        <w:t>analytics</w:t>
-      </w:r>
-      <w:proofErr w:type="spellEnd"/>
-      <w:r>
-        <w:rPr>
-          <w:rFonts w:ascii="Arial" w:hAnsi="Arial" w:cs="Arial"/>
-          <w:sz w:val="24"/>
-          <w:szCs w:val="24"/>
-        </w:rPr>
-        <w:t xml:space="preserve"> </w:t>
-      </w:r>
-      <w:proofErr w:type="spellStart"/>
-      <w:r>
-        <w:rPr>
-          <w:rFonts w:ascii="Arial" w:hAnsi="Arial" w:cs="Arial"/>
-          <w:sz w:val="24"/>
-          <w:szCs w:val="24"/>
-        </w:rPr>
-        <w:t>dashboards</w:t>
-      </w:r>
-      <w:proofErr w:type="spellEnd"/>
-      <w:r>
-        <w:rPr>
-          <w:rFonts w:ascii="Arial" w:hAnsi="Arial" w:cs="Arial"/>
-          <w:sz w:val="24"/>
-          <w:szCs w:val="24"/>
-        </w:rPr>
-        <w:t xml:space="preserve">. </w:t>
-      </w:r>
-      <w:proofErr w:type="spellStart"/>
-      <w:r>
-        <w:rPr>
-          <w:rFonts w:ascii="Arial" w:hAnsi="Arial" w:cs="Arial"/>
-          <w:sz w:val="24"/>
-          <w:szCs w:val="24"/>
-        </w:rPr>
-        <w:t>This</w:t>
-      </w:r>
-      <w:proofErr w:type="spellEnd"/>
-      <w:r>
-        <w:rPr>
-          <w:rFonts w:ascii="Arial" w:hAnsi="Arial" w:cs="Arial"/>
-          <w:sz w:val="24"/>
-          <w:szCs w:val="24"/>
-        </w:rPr>
-        <w:t xml:space="preserve"> </w:t>
-      </w:r>
-      <w:proofErr w:type="spellStart"/>
-      <w:r>
-        <w:rPr>
-          <w:rFonts w:ascii="Arial" w:hAnsi="Arial" w:cs="Arial"/>
-          <w:sz w:val="24"/>
-          <w:szCs w:val="24"/>
-        </w:rPr>
-        <w:t>project</w:t>
-      </w:r>
-      <w:proofErr w:type="spellEnd"/>
-      <w:r>
-        <w:rPr>
-          <w:rFonts w:ascii="Arial" w:hAnsi="Arial" w:cs="Arial"/>
-          <w:sz w:val="24"/>
-          <w:szCs w:val="24"/>
-        </w:rPr>
-        <w:t xml:space="preserve"> </w:t>
-      </w:r>
-      <w:proofErr w:type="spellStart"/>
-      <w:r>
-        <w:rPr>
-          <w:rFonts w:ascii="Arial" w:hAnsi="Arial" w:cs="Arial"/>
-          <w:sz w:val="24"/>
-          <w:szCs w:val="24"/>
-        </w:rPr>
-        <w:t>is</w:t>
-      </w:r>
-      <w:proofErr w:type="spellEnd"/>
-      <w:r>
-        <w:rPr>
-          <w:rFonts w:ascii="Arial" w:hAnsi="Arial" w:cs="Arial"/>
-          <w:sz w:val="24"/>
-          <w:szCs w:val="24"/>
-        </w:rPr>
-        <w:t xml:space="preserve"> </w:t>
-      </w:r>
-      <w:proofErr w:type="spellStart"/>
-      <w:r>
-        <w:rPr>
-          <w:rFonts w:ascii="Arial" w:hAnsi="Arial" w:cs="Arial"/>
-          <w:sz w:val="24"/>
-          <w:szCs w:val="24"/>
-        </w:rPr>
-        <w:t>strongly</w:t>
-      </w:r>
-      <w:proofErr w:type="spellEnd"/>
-      <w:r>
-        <w:rPr>
-          <w:rFonts w:ascii="Arial" w:hAnsi="Arial" w:cs="Arial"/>
-          <w:sz w:val="24"/>
-          <w:szCs w:val="24"/>
-        </w:rPr>
-        <w:t xml:space="preserve"> </w:t>
-      </w:r>
-      <w:proofErr w:type="spellStart"/>
-      <w:r>
-        <w:rPr>
-          <w:rFonts w:ascii="Arial" w:hAnsi="Arial" w:cs="Arial"/>
-          <w:sz w:val="24"/>
-          <w:szCs w:val="24"/>
-        </w:rPr>
-        <w:t>related</w:t>
-      </w:r>
-      <w:proofErr w:type="spellEnd"/>
-      <w:r>
-        <w:rPr>
-          <w:rFonts w:ascii="Arial" w:hAnsi="Arial" w:cs="Arial"/>
-          <w:sz w:val="24"/>
-          <w:szCs w:val="24"/>
-        </w:rPr>
-        <w:t xml:space="preserve"> </w:t>
-      </w:r>
-      <w:proofErr w:type="spellStart"/>
-      <w:r>
-        <w:rPr>
-          <w:rFonts w:ascii="Arial" w:hAnsi="Arial" w:cs="Arial"/>
-          <w:sz w:val="24"/>
-          <w:szCs w:val="24"/>
-        </w:rPr>
-        <w:t>to</w:t>
-      </w:r>
-      <w:proofErr w:type="spellEnd"/>
-      <w:r>
-        <w:rPr>
-          <w:rFonts w:ascii="Arial" w:hAnsi="Arial" w:cs="Arial"/>
-          <w:sz w:val="24"/>
-          <w:szCs w:val="24"/>
-        </w:rPr>
-        <w:t xml:space="preserve"> </w:t>
-      </w:r>
-      <w:proofErr w:type="spellStart"/>
-      <w:r>
-        <w:rPr>
-          <w:rFonts w:ascii="Arial" w:hAnsi="Arial" w:cs="Arial"/>
-          <w:sz w:val="24"/>
-          <w:szCs w:val="24"/>
-        </w:rPr>
         <w:t>my</w:t>
       </w:r>
       <w:proofErr w:type="spellEnd"/>
@@ -2868,34 +2958,16 @@
           <w:sz w:val="24"/>
           <w:szCs w:val="24"/>
         </w:rPr>
-        <w:t xml:space="preserve"> in </w:t>
-      </w:r>
-      <w:proofErr w:type="spellStart"/>
-      <w:r>
-        <w:rPr>
-          <w:rFonts w:ascii="Arial" w:hAnsi="Arial" w:cs="Arial"/>
-          <w:sz w:val="24"/>
-          <w:szCs w:val="24"/>
-        </w:rPr>
-        <w:t>backend</w:t>
-      </w:r>
-      <w:proofErr w:type="spellEnd"/>
-      <w:r>
-        <w:rPr>
-          <w:rFonts w:ascii="Arial" w:hAnsi="Arial" w:cs="Arial"/>
-          <w:sz w:val="24"/>
-          <w:szCs w:val="24"/>
-        </w:rPr>
-        <w:t xml:space="preserve"> </w:t>
-      </w:r>
-      <w:proofErr w:type="spellStart"/>
-      <w:r>
-        <w:rPr>
-          <w:rFonts w:ascii="Arial" w:hAnsi="Arial" w:cs="Arial"/>
-          <w:sz w:val="24"/>
-          <w:szCs w:val="24"/>
-        </w:rPr>
-        <w:t>development</w:t>
+        <w:t xml:space="preserve"> in web </w:t>
+      </w:r>
+      <w:proofErr w:type="spellStart"/>
+      <w:r>
+        <w:rPr>
+          <w:rFonts w:ascii="Arial" w:hAnsi="Arial" w:cs="Arial"/>
+          <w:sz w:val="24"/>
+          <w:szCs w:val="24"/>
+        </w:rPr>
+        <w:t>architecture</w:t>
       </w:r>
       <w:proofErr w:type="spellEnd"/>
       <w:r>
@@ -2913,25 +2985,43 @@
           <w:sz w:val="24"/>
           <w:szCs w:val="24"/>
         </w:rPr>
-        <w:t>management</w:t>
-      </w:r>
-      <w:proofErr w:type="spellEnd"/>
-      <w:r>
-        <w:rPr>
-          <w:rFonts w:ascii="Arial" w:hAnsi="Arial" w:cs="Arial"/>
-          <w:sz w:val="24"/>
-          <w:szCs w:val="24"/>
-        </w:rPr>
-        <w:t xml:space="preserve">, and </w:t>
-      </w:r>
-      <w:proofErr w:type="spellStart"/>
-      <w:r>
-        <w:rPr>
-          <w:rFonts w:ascii="Arial" w:hAnsi="Arial" w:cs="Arial"/>
-          <w:sz w:val="24"/>
-          <w:szCs w:val="24"/>
-        </w:rPr>
-        <w:t>cybersecurity</w:t>
+        <w:t>visualization</w:t>
+      </w:r>
+      <w:proofErr w:type="spellEnd"/>
+      <w:r>
+        <w:rPr>
+          <w:rFonts w:ascii="Arial" w:hAnsi="Arial" w:cs="Arial"/>
+          <w:sz w:val="24"/>
+          <w:szCs w:val="24"/>
+        </w:rPr>
+        <w:t xml:space="preserve">, and software </w:t>
+      </w:r>
+      <w:proofErr w:type="spellStart"/>
+      <w:r>
+        <w:rPr>
+          <w:rFonts w:ascii="Arial" w:hAnsi="Arial" w:cs="Arial"/>
+          <w:sz w:val="24"/>
+          <w:szCs w:val="24"/>
+        </w:rPr>
+        <w:t>quality</w:t>
+      </w:r>
+      <w:proofErr w:type="spellEnd"/>
+      <w:r>
+        <w:rPr>
+          <w:rFonts w:ascii="Arial" w:hAnsi="Arial" w:cs="Arial"/>
+          <w:sz w:val="24"/>
+          <w:szCs w:val="24"/>
+        </w:rPr>
+        <w:t xml:space="preserve"> </w:t>
+      </w:r>
+      <w:proofErr w:type="spellStart"/>
+      <w:r>
+        <w:rPr>
+          <w:rFonts w:ascii="Arial" w:hAnsi="Arial" w:cs="Arial"/>
+          <w:sz w:val="24"/>
+          <w:szCs w:val="24"/>
+        </w:rPr>
+        <w:t>assurance</w:t>
       </w:r>
       <w:proofErr w:type="spellEnd"/>
       <w:r>
@@ -3130,7 +3220,16 @@
           <w:sz w:val="24"/>
           <w:szCs w:val="24"/>
         </w:rPr>
-        <w:t xml:space="preserve">El proyecto MARCOM busca resolver la falta de registro y trazabilidad en la gestión de monitores y equipos electrónicos instalados en estaciones de servicio y tiendas Copec. La plataforma incluirá módulos de inventario por número de serie, órdenes de trabajo con evidencias digitales, facturación electrónica integrada con SII y Flow, y un </w:t>
+        <w:t xml:space="preserve">El proyecto MARCOM busca resolver la falta de registro y trazabilidad en la gestión de monitores y equipos electrónicos instalados en estaciones de servicio y tiendas Copec. La plataforma incluirá módulos de inventario por número de serie, órdenes </w:t>
+      </w:r>
+      <w:r>
+        <w:rPr>
+          <w:rFonts w:ascii="Arial" w:hAnsi="Arial" w:cs="Arial"/>
+          <w:sz w:val="24"/>
+          <w:szCs w:val="24"/>
+        </w:rPr>
+        <w:lastRenderedPageBreak/>
+        <w:t xml:space="preserve">de trabajo con evidencias digitales, facturación electrónica integrada con SII y Flow, y un </w:t>
       </w:r>
       <w:proofErr w:type="spellStart"/>
       <w:r>
@@ -3192,7 +3291,6 @@
           <w:rFonts w:ascii="Arial" w:hAnsi="Arial" w:cs="Arial"/>
           <w:color w:val="auto"/>
         </w:rPr>
-        <w:lastRenderedPageBreak/>
         <w:t>Relación del proyecto APT con las competencias del perfil de egreso.</w:t>
       </w:r>
       <w:bookmarkEnd w:id="3"/>
@@ -3451,23 +3549,7 @@
           <w:sz w:val="40"/>
           <w:szCs w:val="40"/>
         </w:rPr>
-        <w:t xml:space="preserve">Relación del proyecto con </w:t>
-      </w:r>
-      <w:r>
-        <w:rPr>
-          <w:rFonts w:ascii="Arial" w:eastAsiaTheme="majorEastAsia" w:hAnsi="Arial" w:cs="Arial"/>
-          <w:sz w:val="40"/>
-          <w:szCs w:val="40"/>
-        </w:rPr>
-        <w:t>mis</w:t>
-      </w:r>
-      <w:r>
-        <w:rPr>
-          <w:rFonts w:ascii="Arial" w:eastAsiaTheme="majorEastAsia" w:hAnsi="Arial" w:cs="Arial"/>
-          <w:sz w:val="40"/>
-          <w:szCs w:val="40"/>
-        </w:rPr>
-        <w:t xml:space="preserve"> intereses profesionales.</w:t>
+        <w:t>Relación del proyecto con mis intereses profesionales.</w:t>
       </w:r>
     </w:p>
     <w:p>
@@ -3604,6 +3686,7 @@
           <w:sz w:val="24"/>
           <w:szCs w:val="24"/>
         </w:rPr>
+        <w:lastRenderedPageBreak/>
         <w:t>Seguridad informática (autenticación segura, protección de datos, cumplimiento normativo).</w:t>
       </w:r>
     </w:p>
@@ -3642,7 +3725,6 @@
           <w:sz w:val="40"/>
           <w:szCs w:val="40"/>
         </w:rPr>
-        <w:lastRenderedPageBreak/>
         <w:t>Factibilidad</w:t>
       </w:r>
       <w:r>
@@ -3651,23 +3733,7 @@
           <w:sz w:val="40"/>
           <w:szCs w:val="40"/>
         </w:rPr>
-        <w:t xml:space="preserve"> del proyecto </w:t>
-      </w:r>
-      <w:r>
-        <w:rPr>
-          <w:rFonts w:ascii="Arial" w:eastAsiaTheme="majorEastAsia" w:hAnsi="Arial" w:cs="Arial"/>
-          <w:sz w:val="40"/>
-          <w:szCs w:val="40"/>
-        </w:rPr>
-        <w:t>dentro de la asignatura</w:t>
-      </w:r>
-      <w:r>
-        <w:rPr>
-          <w:rFonts w:ascii="Arial" w:eastAsiaTheme="majorEastAsia" w:hAnsi="Arial" w:cs="Arial"/>
-          <w:sz w:val="40"/>
-          <w:szCs w:val="40"/>
-        </w:rPr>
-        <w:t>.</w:t>
+        <w:t xml:space="preserve"> del proyecto dentro de la asignatura.</w:t>
       </w:r>
     </w:p>
     <w:p>
@@ -4008,7 +4074,6 @@
           <w:rFonts w:ascii="Arial" w:hAnsi="Arial" w:cs="Arial"/>
           <w:color w:val="auto"/>
         </w:rPr>
-        <w:lastRenderedPageBreak/>
         <w:t>Metodología</w:t>
       </w:r>
       <w:r>
@@ -4534,6 +4599,7 @@
           <w:sz w:val="24"/>
           <w:szCs w:val="24"/>
         </w:rPr>
+        <w:lastRenderedPageBreak/>
         <w:t>Dashboard</w:t>
       </w:r>
       <w:proofErr w:type="spellEnd"/>
@@ -4588,7 +4654,6 @@
           <w:rFonts w:ascii="Arial" w:hAnsi="Arial" w:cs="Arial"/>
           <w:color w:val="auto"/>
         </w:rPr>
-        <w:lastRenderedPageBreak/>
         <w:t>Conclusions</w:t>
       </w:r>
       <w:proofErr w:type="spellEnd"/>
@@ -9409,6 +9474,7 @@
   <w:style w:type="character" w:default="1" w:styleId="Fuentedeprrafopredeter">
     <w:name w:val="Default Paragraph Font"/>
     <w:uiPriority w:val="1"/>
+    <w:semiHidden/>
     <w:unhideWhenUsed/>
   </w:style>
   <w:style w:type="table" w:default="1" w:styleId="Tablanormal">
@@ -9778,10 +9844,19 @@
     <w:autoRedefine/>
     <w:uiPriority w:val="39"/>
     <w:unhideWhenUsed/>
-    <w:rsid w:val="00384AB8"/>
+    <w:rsid w:val="008042EF"/>
     <w:pPr>
+      <w:tabs>
+        <w:tab w:val="right" w:leader="dot" w:pos="8828"/>
+      </w:tabs>
       <w:spacing w:after="100"/>
     </w:pPr>
+    <w:rPr>
+      <w:rFonts w:ascii="Arial" w:hAnsi="Arial" w:cs="Arial"/>
+      <w:noProof/>
+      <w:sz w:val="24"/>
+      <w:szCs w:val="24"/>
+    </w:rPr>
   </w:style>
   <w:style w:type="character" w:styleId="Hipervnculo">
     <w:name w:val="Hyperlink"/>
